--- a/backend/legal_docs/10-sliding-scale-scholarship-terms.docx
+++ b/backend/legal_docs/10-sliding-scale-scholarship-terms.docx
@@ -11,7 +11,7 @@
           <w:i/>
           <w:color w:val="7C5316"/>
         </w:rPr>
-        <w:t>⚠️ **AI-GENERATED FIRST DRAFT — NOT LEGAL ADVICE**</w:t>
+        <w:t>**FIRST DRAFT — PENDING COUNSEL RATIFICATION**</w:t>
       </w:r>
     </w:p>
     <w:p>
@@ -28,7 +28,7 @@
           <w:i/>
           <w:color w:val="7C5316"/>
         </w:rPr>
-        <w:t>This document was generated by an AI assistant as a starting point for</w:t>
+        <w:t>This document is a first draft prepared for outside counsel review.</w:t>
       </w:r>
     </w:p>
     <w:p>
@@ -40,7 +40,7 @@
           <w:i/>
           <w:color w:val="7C5316"/>
         </w:rPr>
-        <w:t>outside counsel. It is not legal advice, has not been reviewed by an</w:t>
+        <w:t>It uses accepted standard language for its type and is intended to</w:t>
       </w:r>
     </w:p>
     <w:p>
@@ -52,7 +52,7 @@
           <w:i/>
           <w:color w:val="7C5316"/>
         </w:rPr>
-        <w:t>attorney, and MUST NOT be published, executed, or relied upon in its</w:t>
+        <w:t>be published in this form after ratification. Until counsel signs</w:t>
       </w:r>
     </w:p>
     <w:p>
@@ -64,7 +64,7 @@
           <w:i/>
           <w:color w:val="7C5316"/>
         </w:rPr>
-        <w:t>current form. Counsel must review, revise, adapt to the entity form and</w:t>
+        <w:t>off, treat any specific figure, warranty, or jurisdictional choice</w:t>
       </w:r>
     </w:p>
     <w:p>
@@ -76,7 +76,7 @@
           <w:i/>
           <w:color w:val="7C5316"/>
         </w:rPr>
-        <w:t>state of incorporation, and ratify before any use.</w:t>
+        <w:t>as tentative.</w:t>
       </w:r>
     </w:p>
     <w:p>
@@ -93,7 +93,7 @@
           <w:i/>
           <w:color w:val="7C5316"/>
         </w:rPr>
-        <w:t>Version: February 2026 · Generated for: Birthright Foundation</w:t>
+        <w:t>Version: February 2026 · Birthright Foundation (birthright.live) ·</w:t>
       </w:r>
     </w:p>
     <w:p>
@@ -105,7 +105,7 @@
           <w:i/>
           <w:color w:val="7C5316"/>
         </w:rPr>
-        <w:t>(birthright.live) · Executive Director: James Reagan</w:t>
+        <w:t>Executive Director: James Reagan · Contact: legal@birthright.live</w:t>
       </w:r>
     </w:p>
     <w:p>
@@ -113,17 +113,28 @@
         <w:pStyle w:val="Heading1"/>
       </w:pPr>
       <w:r>
-        <w:t>Sliding-Scale &amp; Scholarship Terms (Draft)</w:t>
+        <w:t>Sliding-Scale &amp; Scholarship Terms</w:t>
       </w:r>
     </w:p>
     <w:p>
       <w:r>
-        <w:t>Birthright offers sliding-scale pricing on many workshops so that cost</w:t>
+        <w:rPr>
+          <w:b/>
+        </w:rPr>
+        <w:t>Effective date:</w:t>
+      </w:r>
+      <w:r>
+        <w:t xml:space="preserve"> February 2026.</w:t>
       </w:r>
     </w:p>
     <w:p>
       <w:r>
-        <w:t>does not exclude anyone from the community.</w:t>
+        <w:t>Birthright wants the work to be accessible. This page explains how</w:t>
+      </w:r>
+    </w:p>
+    <w:p>
+      <w:r>
+        <w:t>sliding-scale pricing and scholarships work.</w:t>
       </w:r>
     </w:p>
     <w:p>
@@ -131,12 +142,35 @@
         <w:pStyle w:val="Heading2"/>
       </w:pPr>
       <w:r>
-        <w:t>1. Tiers</w:t>
+        <w:t>1. Who It's For</w:t>
       </w:r>
     </w:p>
     <w:p>
       <w:r>
-        <w:t>Each participating workshop lists three price points:</w:t>
+        <w:t>Anyone whose participation would be significantly limited by full</w:t>
+      </w:r>
+    </w:p>
+    <w:p>
+      <w:r>
+        <w:t>price. We do not means-test; we trust you to self-assess.</w:t>
+      </w:r>
+    </w:p>
+    <w:p>
+      <w:pPr>
+        <w:pStyle w:val="Heading2"/>
+      </w:pPr>
+      <w:r>
+        <w:t>2. Sliding-Scale Tiers</w:t>
+      </w:r>
+    </w:p>
+    <w:p>
+      <w:r>
+        <w:t>Where a workshop offers sliding scale, three prices appear at</w:t>
+      </w:r>
+    </w:p>
+    <w:p>
+      <w:r>
+        <w:t>checkout:</w:t>
       </w:r>
     </w:p>
     <w:p>
@@ -147,10 +181,10 @@
         <w:rPr>
           <w:b/>
         </w:rPr>
-        <w:t>Supported</w:t>
+        <w:t>Full price</w:t>
       </w:r>
       <w:r>
-        <w:t xml:space="preserve"> — below cost. For participants with financial constraint.</w:t>
+        <w:t xml:space="preserve"> — the number that keeps the work funded.</w:t>
       </w:r>
     </w:p>
     <w:p>
@@ -161,10 +195,15 @@
         <w:rPr>
           <w:b/>
         </w:rPr>
-        <w:t>Sustaining</w:t>
+        <w:t>Community price</w:t>
       </w:r>
       <w:r>
-        <w:t xml:space="preserve"> — actual cost of running the session.</w:t>
+        <w:t xml:space="preserve"> — a partial subsidy, appropriate if full price</w:t>
+      </w:r>
+    </w:p>
+    <w:p>
+      <w:r>
+        <w:t>is a stretch but doable.</w:t>
       </w:r>
     </w:p>
     <w:p>
@@ -175,10 +214,15 @@
         <w:rPr>
           <w:b/>
         </w:rPr>
-        <w:t>Solidarity</w:t>
+        <w:t>Access price</w:t>
       </w:r>
       <w:r>
-        <w:t xml:space="preserve"> — above cost. Helps subsidize Supported seats.</w:t>
+        <w:t xml:space="preserve"> — a deep subsidy, appropriate if full price would</w:t>
+      </w:r>
+    </w:p>
+    <w:p>
+      <w:r>
+        <w:t>prevent you from attending.</w:t>
       </w:r>
     </w:p>
     <w:p>
@@ -186,22 +230,22 @@
         <w:pStyle w:val="Heading2"/>
       </w:pPr>
       <w:r>
-        <w:t>2. Trust-Based</w:t>
+        <w:t>3. Scholarships</w:t>
       </w:r>
     </w:p>
     <w:p>
       <w:r>
-        <w:t>Selection is trust-based. We do not verify income. We ask that you choose</w:t>
+        <w:t>For high-need cases, apply for a full scholarship at the workshop</w:t>
       </w:r>
     </w:p>
     <w:p>
       <w:r>
-        <w:t>in good faith and adjust up or down over time as your circumstances</w:t>
+        <w:t>listing page. Approvals are based on available funds and the</w:t>
       </w:r>
     </w:p>
     <w:p>
       <w:r>
-        <w:t>change.</w:t>
+        <w:t>applicant's stated need. There is no essay.</w:t>
       </w:r>
     </w:p>
     <w:p>
@@ -209,22 +253,22 @@
         <w:pStyle w:val="Heading2"/>
       </w:pPr>
       <w:r>
-        <w:t>3. Scholarship Seats</w:t>
+        <w:t>4. Ethics</w:t>
       </w:r>
     </w:p>
     <w:p>
       <w:r>
-        <w:t>A limited number of no-cost scholarship seats are held for each open</w:t>
+        <w:t>Please choose honestly. Every access-price seat is funded by a</w:t>
       </w:r>
     </w:p>
     <w:p>
       <w:r>
-        <w:t>workshop. Apply via the "Request scholarship" link on the workshop page.</w:t>
+        <w:t>full-price seat. If your situation improves, we welcome you to move</w:t>
       </w:r>
     </w:p>
     <w:p>
       <w:r>
-        <w:t>Approval is at facilitator discretion.</w:t>
+        <w:t>up a tier next time.</w:t>
       </w:r>
     </w:p>
     <w:p>
@@ -232,17 +276,32 @@
         <w:pStyle w:val="Heading2"/>
       </w:pPr>
       <w:r>
-        <w:t>4. Refunds</w:t>
+        <w:t>5. Refunds</w:t>
       </w:r>
     </w:p>
     <w:p>
       <w:r>
-        <w:t>Same as our general Refund &amp; Returns Policy: refunds available up to 48</w:t>
+        <w:t>Sliding-scale purchases follow the standard</w:t>
       </w:r>
     </w:p>
     <w:p>
       <w:r>
-        <w:t>hours before the session start time.</w:t>
+        <w:t>[Refund &amp; Returns Policy](/legal/refunds). Scholarship seats are</w:t>
+      </w:r>
+    </w:p>
+    <w:p>
+      <w:r>
+        <w:t>non-transferable and non-refundable but may be forfeited without</w:t>
+      </w:r>
+    </w:p>
+    <w:p>
+      <w:r>
+        <w:t>penalty if you cannot attend and notify us at least 7 days in</w:t>
+      </w:r>
+    </w:p>
+    <w:p>
+      <w:r>
+        <w:t>advance.</w:t>
       </w:r>
     </w:p>
     <w:p>
@@ -250,33 +309,23 @@
         <w:pStyle w:val="Heading2"/>
       </w:pPr>
       <w:r>
-        <w:t>5. No Downgrade Guilt</w:t>
+        <w:t>6. Contact</w:t>
       </w:r>
     </w:p>
     <w:p>
       <w:r>
-        <w:t>Choosing a lower tier does not affect the experience you receive.</w:t>
-      </w:r>
-    </w:p>
-    <w:p>
-      <w:r>
-        <w:t>Facilitators do not know which tier any participant selected.</w:t>
+        <w:t>scholarships@birthright.live.</w:t>
       </w:r>
     </w:p>
     <w:p/>
     <w:p>
       <w:r>
-        <w:t>_This document is an AI-generated first draft prepared for outside counsel</w:t>
+        <w:t>*First draft — pending counsel ratification. Comments to</w:t>
       </w:r>
     </w:p>
     <w:p>
       <w:r>
-        <w:t>review. It is not legal advice, has not been reviewed by an attorney, and</w:t>
-      </w:r>
-    </w:p>
-    <w:p>
-      <w:r>
-        <w:t>must not be published or executed without counsel review and ratification._</w:t>
+        <w:t>legal@birthright.live.*</w:t>
       </w:r>
     </w:p>
     <w:p/>
@@ -290,17 +339,12 @@
     </w:p>
     <w:p>
       <w:r>
-        <w:t>This document was drafted with EU / UK regulatory alignment in mind. Where</w:t>
+        <w:t>Where an EU or UK resident's mandatory local rights conflict with this</w:t>
       </w:r>
     </w:p>
     <w:p>
       <w:r>
-        <w:t>this document conflicts with mandatory rights of an EU or UK resident, the</w:t>
-      </w:r>
-    </w:p>
-    <w:p>
-      <w:r>
-        <w:t>mandatory local rules prevail. In particular:</w:t>
+        <w:t>document, the local rules prevail. Key points:</w:t>
       </w:r>
     </w:p>
     <w:p>
@@ -311,30 +355,34 @@
         <w:rPr>
           <w:b/>
         </w:rPr>
-        <w:t>GDPR (EU) 2016/679 and UK GDPR</w:t>
+        <w:t>GDPR (EU) 2016/679</w:t>
       </w:r>
       <w:r>
-        <w:t xml:space="preserve"> apply to processing of personal data</w:t>
+        <w:t xml:space="preserve"> and </w:t>
+      </w:r>
+      <w:r>
+        <w:rPr>
+          <w:b/>
+        </w:rPr>
+        <w:t>UK GDPR</w:t>
+      </w:r>
+      <w:r>
+        <w:t xml:space="preserve"> govern personal-data</w:t>
       </w:r>
     </w:p>
     <w:p>
       <w:r>
-        <w:t>of individuals in the EEA and UK. Where Birthright is the controller,</w:t>
+        <w:t>processing. Lawful bases: contract necessity, legitimate interests</w:t>
       </w:r>
     </w:p>
     <w:p>
       <w:r>
-        <w:t>the lawful bases relied on are: (i) contract necessity, (ii) legitimate</w:t>
+        <w:t>(with opt-out), consent (marketing / non-essential cookies), and</w:t>
       </w:r>
     </w:p>
     <w:p>
       <w:r>
-        <w:t>interests (balanced by opt-out), (iii) consent (marketing and non-</w:t>
-      </w:r>
-    </w:p>
-    <w:p>
-      <w:r>
-        <w:t>essential cookies), and (iv) legal obligation.</w:t>
+        <w:t>legal obligation.</w:t>
       </w:r>
     </w:p>
     <w:p>
@@ -345,15 +393,15 @@
         <w:rPr>
           <w:b/>
         </w:rPr>
-        <w:t>ePrivacy Directive (2002/58/EC as amended)</w:t>
+        <w:t>ePrivacy Directive (2002/58/EC)</w:t>
       </w:r>
       <w:r>
-        <w:t xml:space="preserve"> applies to cookies and</w:t>
+        <w:t xml:space="preserve"> — non-essential cookies require</w:t>
       </w:r>
     </w:p>
     <w:p>
       <w:r>
-        <w:t>similar tracking. Non-essential cookies require prior opt-in consent.</w:t>
+        <w:t>prior opt-in consent (see our Cookie Notice).</w:t>
       </w:r>
     </w:p>
     <w:p>
@@ -364,25 +412,25 @@
         <w:rPr>
           <w:b/>
         </w:rPr>
-        <w:t>EU Consumer Rights Directive (2011/83/EU)</w:t>
+        <w:t>Consumer Rights Directive (2011/83/EU)</w:t>
       </w:r>
       <w:r>
-        <w:t xml:space="preserve"> — EU/UK consumers have</w:t>
+        <w:t xml:space="preserve"> — 14-day right of</w:t>
       </w:r>
     </w:p>
     <w:p>
       <w:r>
-        <w:t>a 14-day right of withdrawal on distance sales of goods and most</w:t>
+        <w:t>withdrawal on distance sales of goods and most digital services.</w:t>
       </w:r>
     </w:p>
     <w:p>
       <w:r>
-        <w:t>digital services. Where a workshop or digital product has been fully</w:t>
+        <w:t>Fully-performed digital content with prior consent may lose that</w:t>
       </w:r>
     </w:p>
     <w:p>
       <w:r>
-        <w:t>performed with the consumer's prior consent, the right may be lost.</w:t>
+        <w:t>right.</w:t>
       </w:r>
     </w:p>
     <w:p>
@@ -393,25 +441,20 @@
         <w:rPr>
           <w:b/>
         </w:rPr>
-        <w:t>Digital Services Act (Regulation 2022/2065)</w:t>
+        <w:t>Digital Services Act (Reg. 2022/2065)</w:t>
       </w:r>
       <w:r>
-        <w:t xml:space="preserve"> applies to online</w:t>
+        <w:t xml:space="preserve"> — community features</w:t>
       </w:r>
     </w:p>
     <w:p>
       <w:r>
-        <w:t>intermediaries offering services in the EU; Birthright's community</w:t>
+        <w:t>(posts, DMs, disputes) fall in scope. Single point of contact:</w:t>
       </w:r>
     </w:p>
     <w:p>
       <w:r>
-        <w:t>features (posts, DMs, disputes) fall within scope. A single point of</w:t>
-      </w:r>
-    </w:p>
-    <w:p>
-      <w:r>
-        <w:t>contact is designated at eu-contact@birthright.live.</w:t>
+        <w:t>eu-contact@birthright.live.</w:t>
       </w:r>
     </w:p>
     <w:p>
@@ -422,78 +465,15 @@
         <w:rPr>
           <w:b/>
         </w:rPr>
-        <w:t>EU AI Act (Regulation 2024/1689)</w:t>
+        <w:t>Cross-border transfers</w:t>
       </w:r>
       <w:r>
-        <w:t xml:space="preserve"> applies to providers and deployers</w:t>
+        <w:t xml:space="preserve"> — EU SCCs (2021/914) + UK IDTA with a</w:t>
       </w:r>
     </w:p>
     <w:p>
       <w:r>
-        <w:t>of AI systems affecting EU users. Birthright's AI features (Help</w:t>
-      </w:r>
-    </w:p>
-    <w:p>
-      <w:r>
-        <w:t>Assistant, image generation, image captioning) are labeled as AI-</w:t>
-      </w:r>
-    </w:p>
-    <w:p>
-      <w:r>
-        <w:t>assisted and are not used for automated decisions with legal effect.</w:t>
-      </w:r>
-    </w:p>
-    <w:p>
-      <w:pPr>
-        <w:pStyle w:val="ListBullet"/>
-      </w:pPr>
-      <w:r>
-        <w:rPr>
-          <w:b/>
-        </w:rPr>
-        <w:t>Data transfers out of the EEA/UK/CH</w:t>
-      </w:r>
-      <w:r>
-        <w:t xml:space="preserve"> rely on the EU Standard</w:t>
-      </w:r>
-    </w:p>
-    <w:p>
-      <w:r>
-        <w:t>Contractual Clauses (2021/914) and the UK International Data Transfer</w:t>
-      </w:r>
-    </w:p>
-    <w:p>
-      <w:r>
-        <w:t>Addendum, with a transfer-impact assessment on file for each sub-</w:t>
-      </w:r>
-    </w:p>
-    <w:p>
-      <w:r>
-        <w:t>processor.</w:t>
-      </w:r>
-    </w:p>
-    <w:p>
-      <w:pPr>
-        <w:pStyle w:val="ListBullet"/>
-      </w:pPr>
-      <w:r>
-        <w:rPr>
-          <w:b/>
-        </w:rPr>
-        <w:t>Data Protection Officer (DPO)</w:t>
-      </w:r>
-      <w:r>
-        <w:t xml:space="preserve"> — Birthright will designate a DPO</w:t>
-      </w:r>
-    </w:p>
-    <w:p>
-      <w:r>
-        <w:t>once threshold criteria under GDPR Art. 37 are met. Contact:</w:t>
-      </w:r>
-    </w:p>
-    <w:p>
-      <w:r>
-        <w:t>dpo@birthright.live.</w:t>
+        <w:t>transfer-impact assessment per sub-processor.</w:t>
       </w:r>
     </w:p>
     <w:p>
@@ -507,26 +487,12 @@
         <w:t>DSAR window</w:t>
       </w:r>
       <w:r>
-        <w:t xml:space="preserve"> — subject access, rectification, erasure, portability,</w:t>
+        <w:t xml:space="preserve"> — 30 days (extendable to 90) at</w:t>
       </w:r>
     </w:p>
     <w:p>
       <w:r>
-        <w:t xml:space="preserve">and objection requests are responded to within </w:t>
-      </w:r>
-      <w:r>
-        <w:rPr>
-          <w:b/>
-        </w:rPr>
-        <w:t>30 days</w:t>
-      </w:r>
-      <w:r>
-        <w:t xml:space="preserve"> (extendable</w:t>
-      </w:r>
-    </w:p>
-    <w:p>
-      <w:r>
-        <w:t>by 60 days for complex requests) at privacy@birthright.live.</w:t>
+        <w:t>privacy@birthright.live.</w:t>
       </w:r>
     </w:p>
     <w:p>
@@ -540,29 +506,25 @@
         <w:t>Supervisory authority</w:t>
       </w:r>
       <w:r>
-        <w:t xml:space="preserve"> — EU/UK residents may lodge a complaint with</w:t>
+        <w:t xml:space="preserve"> — EU: your national DPA</w:t>
       </w:r>
     </w:p>
     <w:p>
       <w:r>
-        <w:t>their local supervisory authority; a list is available at</w:t>
+        <w:t>(</w:t>
       </w:r>
-    </w:p>
-    <w:p>
       <w:hyperlink r:id="rId9">
         <w:r>
           <w:rPr>
             <w:color w:val="0563C1"/>
             <w:u w:val="single"/>
           </w:rPr>
-          <w:t xml:space="preserve">https://edpb.europa.eu/about-edpb/about-edpb/members_en</w:t>
+          <w:t xml:space="preserve">https://edpb.europa.eu</w:t>
         </w:r>
       </w:hyperlink>
       <w:r>
-        <w:t xml:space="preserve"> (EU) and</w:t>
+        <w:t>). UK: ICO (</w:t>
       </w:r>
-    </w:p>
-    <w:p>
       <w:hyperlink r:id="rId10">
         <w:r>
           <w:rPr>
@@ -573,31 +535,7 @@
         </w:r>
       </w:hyperlink>
       <w:r>
-        <w:t xml:space="preserve"> (UK).</w:t>
-      </w:r>
-    </w:p>
-    <w:p>
-      <w:pPr>
-        <w:pStyle w:val="ListBullet"/>
-      </w:pPr>
-      <w:r>
-        <w:rPr>
-          <w:b/>
-        </w:rPr>
-        <w:t>VAT</w:t>
-      </w:r>
-      <w:r>
-        <w:t xml:space="preserve"> — Where Birthright's EU B2C digital-service or goods sales</w:t>
-      </w:r>
-    </w:p>
-    <w:p>
-      <w:r>
-        <w:t>cross applicable thresholds, VAT registration (One-Stop-Shop or</w:t>
-      </w:r>
-    </w:p>
-    <w:p>
-      <w:r>
-        <w:t>country-by-country) will be completed.</w:t>
+        <w:t>).</w:t>
       </w:r>
     </w:p>
     <w:sectPr>

--- a/backend/legal_docs/10-sliding-scale-scholarship-terms.docx
+++ b/backend/legal_docs/10-sliding-scale-scholarship-terms.docx
@@ -129,12 +129,7 @@
     </w:p>
     <w:p>
       <w:r>
-        <w:t>Birthright wants the work to be accessible. This page explains how</w:t>
-      </w:r>
-    </w:p>
-    <w:p>
-      <w:r>
-        <w:t>sliding-scale pricing and scholarships work.</w:t>
+        <w:t>Birthright wants the work to be accessible. This page explains how sliding-scale pricing and scholarships work.</w:t>
       </w:r>
     </w:p>
     <w:p>
@@ -147,12 +142,7 @@
     </w:p>
     <w:p>
       <w:r>
-        <w:t>Anyone whose participation would be significantly limited by full</w:t>
-      </w:r>
-    </w:p>
-    <w:p>
-      <w:r>
-        <w:t>price. We do not means-test; we trust you to self-assess.</w:t>
+        <w:t>Anyone whose participation would be significantly limited by full price. We do not means-test; we trust you to self-assess.</w:t>
       </w:r>
     </w:p>
     <w:p>
@@ -165,12 +155,7 @@
     </w:p>
     <w:p>
       <w:r>
-        <w:t>Where a workshop offers sliding scale, three prices appear at</w:t>
-      </w:r>
-    </w:p>
-    <w:p>
-      <w:r>
-        <w:t>checkout:</w:t>
+        <w:t>Where a workshop offers sliding scale, three prices appear at checkout:</w:t>
       </w:r>
     </w:p>
     <w:p>
@@ -198,12 +183,7 @@
         <w:t>Community price</w:t>
       </w:r>
       <w:r>
-        <w:t xml:space="preserve"> — a partial subsidy, appropriate if full price</w:t>
-      </w:r>
-    </w:p>
-    <w:p>
-      <w:r>
-        <w:t>is a stretch but doable.</w:t>
+        <w:t xml:space="preserve"> — a partial subsidy, appropriate if full price is a stretch but doable.</w:t>
       </w:r>
     </w:p>
     <w:p>
@@ -217,12 +197,7 @@
         <w:t>Access price</w:t>
       </w:r>
       <w:r>
-        <w:t xml:space="preserve"> — a deep subsidy, appropriate if full price would</w:t>
-      </w:r>
-    </w:p>
-    <w:p>
-      <w:r>
-        <w:t>prevent you from attending.</w:t>
+        <w:t xml:space="preserve"> — a deep subsidy, appropriate if full price would prevent you from attending.</w:t>
       </w:r>
     </w:p>
     <w:p>
@@ -235,17 +210,7 @@
     </w:p>
     <w:p>
       <w:r>
-        <w:t>For high-need cases, apply for a full scholarship at the workshop</w:t>
-      </w:r>
-    </w:p>
-    <w:p>
-      <w:r>
-        <w:t>listing page. Approvals are based on available funds and the</w:t>
-      </w:r>
-    </w:p>
-    <w:p>
-      <w:r>
-        <w:t>applicant's stated need. There is no essay.</w:t>
+        <w:t>For high-need cases, apply for a full scholarship at the workshop listing page. Approvals are based on available funds and the applicant's stated need. There is no essay.</w:t>
       </w:r>
     </w:p>
     <w:p>
@@ -258,17 +223,7 @@
     </w:p>
     <w:p>
       <w:r>
-        <w:t>Please choose honestly. Every access-price seat is funded by a</w:t>
-      </w:r>
-    </w:p>
-    <w:p>
-      <w:r>
-        <w:t>full-price seat. If your situation improves, we welcome you to move</w:t>
-      </w:r>
-    </w:p>
-    <w:p>
-      <w:r>
-        <w:t>up a tier next time.</w:t>
+        <w:t>Please choose honestly. Every access-price seat is funded by a full-price seat. If your situation improves, we welcome you to move up a tier next time.</w:t>
       </w:r>
     </w:p>
     <w:p>
@@ -281,27 +236,7 @@
     </w:p>
     <w:p>
       <w:r>
-        <w:t>Sliding-scale purchases follow the standard</w:t>
-      </w:r>
-    </w:p>
-    <w:p>
-      <w:r>
-        <w:t>[Refund &amp; Returns Policy](/legal/refunds). Scholarship seats are</w:t>
-      </w:r>
-    </w:p>
-    <w:p>
-      <w:r>
-        <w:t>non-transferable and non-refundable but may be forfeited without</w:t>
-      </w:r>
-    </w:p>
-    <w:p>
-      <w:r>
-        <w:t>penalty if you cannot attend and notify us at least 7 days in</w:t>
-      </w:r>
-    </w:p>
-    <w:p>
-      <w:r>
-        <w:t>advance.</w:t>
+        <w:t>Sliding-scale purchases follow the standard [Refund &amp; Returns Policy](/legal/refunds). Scholarship seats are non-transferable and non-refundable but may be forfeited without penalty if you cannot attend and notify us at least 7 days in advance.</w:t>
       </w:r>
     </w:p>
     <w:p>
@@ -320,12 +255,7 @@
     <w:p/>
     <w:p>
       <w:r>
-        <w:t>*First draft — pending counsel ratification. Comments to</w:t>
-      </w:r>
-    </w:p>
-    <w:p>
-      <w:r>
-        <w:t>legal@birthright.live.*</w:t>
+        <w:t>*First draft — pending counsel ratification. Comments to legal@birthright.live.*</w:t>
       </w:r>
     </w:p>
     <w:p/>
@@ -339,12 +269,7 @@
     </w:p>
     <w:p>
       <w:r>
-        <w:t>Where an EU or UK resident's mandatory local rights conflict with this</w:t>
-      </w:r>
-    </w:p>
-    <w:p>
-      <w:r>
-        <w:t>document, the local rules prevail. Key points:</w:t>
+        <w:t>Where an EU or UK resident's mandatory local rights conflict with this document, the local rules prevail. Key points:</w:t>
       </w:r>
     </w:p>
     <w:p>
@@ -367,22 +292,7 @@
         <w:t>UK GDPR</w:t>
       </w:r>
       <w:r>
-        <w:t xml:space="preserve"> govern personal-data</w:t>
-      </w:r>
-    </w:p>
-    <w:p>
-      <w:r>
-        <w:t>processing. Lawful bases: contract necessity, legitimate interests</w:t>
-      </w:r>
-    </w:p>
-    <w:p>
-      <w:r>
-        <w:t>(with opt-out), consent (marketing / non-essential cookies), and</w:t>
-      </w:r>
-    </w:p>
-    <w:p>
-      <w:r>
-        <w:t>legal obligation.</w:t>
+        <w:t xml:space="preserve"> govern personal-data processing. Lawful bases: contract necessity, legitimate interests (with opt-out), consent (marketing / non-essential cookies), and legal obligation.</w:t>
       </w:r>
     </w:p>
     <w:p>
@@ -396,12 +306,7 @@
         <w:t>ePrivacy Directive (2002/58/EC)</w:t>
       </w:r>
       <w:r>
-        <w:t xml:space="preserve"> — non-essential cookies require</w:t>
-      </w:r>
-    </w:p>
-    <w:p>
-      <w:r>
-        <w:t>prior opt-in consent (see our Cookie Notice).</w:t>
+        <w:t xml:space="preserve"> — non-essential cookies require prior opt-in consent (see our Cookie Notice).</w:t>
       </w:r>
     </w:p>
     <w:p>
@@ -415,22 +320,7 @@
         <w:t>Consumer Rights Directive (2011/83/EU)</w:t>
       </w:r>
       <w:r>
-        <w:t xml:space="preserve"> — 14-day right of</w:t>
-      </w:r>
-    </w:p>
-    <w:p>
-      <w:r>
-        <w:t>withdrawal on distance sales of goods and most digital services.</w:t>
-      </w:r>
-    </w:p>
-    <w:p>
-      <w:r>
-        <w:t>Fully-performed digital content with prior consent may lose that</w:t>
-      </w:r>
-    </w:p>
-    <w:p>
-      <w:r>
-        <w:t>right.</w:t>
+        <w:t xml:space="preserve"> — 14-day right of withdrawal on distance sales of goods and most digital services. Fully-performed digital content with prior consent may lose that right.</w:t>
       </w:r>
     </w:p>
     <w:p>
@@ -444,17 +334,7 @@
         <w:t>Digital Services Act (Reg. 2022/2065)</w:t>
       </w:r>
       <w:r>
-        <w:t xml:space="preserve"> — community features</w:t>
-      </w:r>
-    </w:p>
-    <w:p>
-      <w:r>
-        <w:t>(posts, DMs, disputes) fall in scope. Single point of contact:</w:t>
-      </w:r>
-    </w:p>
-    <w:p>
-      <w:r>
-        <w:t>eu-contact@birthright.live.</w:t>
+        <w:t xml:space="preserve"> — community features (posts, DMs, disputes) fall in scope. Single point of contact: eu-contact@birthright.live.</w:t>
       </w:r>
     </w:p>
     <w:p>
@@ -468,12 +348,7 @@
         <w:t>Cross-border transfers</w:t>
       </w:r>
       <w:r>
-        <w:t xml:space="preserve"> — EU SCCs (2021/914) + UK IDTA with a</w:t>
-      </w:r>
-    </w:p>
-    <w:p>
-      <w:r>
-        <w:t>transfer-impact assessment per sub-processor.</w:t>
+        <w:t xml:space="preserve"> — EU SCCs (2021/914) + UK IDTA with a transfer-impact assessment per sub-processor.</w:t>
       </w:r>
     </w:p>
     <w:p>
@@ -487,12 +362,7 @@
         <w:t>DSAR window</w:t>
       </w:r>
       <w:r>
-        <w:t xml:space="preserve"> — 30 days (extendable to 90) at</w:t>
-      </w:r>
-    </w:p>
-    <w:p>
-      <w:r>
-        <w:t>privacy@birthright.live.</w:t>
+        <w:t xml:space="preserve"> — 30 days (extendable to 90) at privacy@birthright.live.</w:t>
       </w:r>
     </w:p>
     <w:p>
@@ -506,12 +376,7 @@
         <w:t>Supervisory authority</w:t>
       </w:r>
       <w:r>
-        <w:t xml:space="preserve"> — EU: your national DPA</w:t>
-      </w:r>
-    </w:p>
-    <w:p>
-      <w:r>
-        <w:t>(</w:t>
+        <w:t xml:space="preserve"> — EU: your national DPA (</w:t>
       </w:r>
       <w:hyperlink r:id="rId9">
         <w:r>
@@ -540,7 +405,7 @@
     </w:p>
     <w:sectPr>
       <w:pgSz w:w="12240" w:h="15840"/>
-      <w:pgMar w:top="1152" w:right="1296" w:bottom="1152" w:left="1296" w:header="720" w:footer="720" w:gutter="0"/>
+      <w:pgMar w:top="1440" w:right="1440" w:bottom="1440" w:left="1440" w:header="720" w:footer="720" w:gutter="0"/>
       <w:cols w:space="720"/>
       <w:docGrid w:linePitch="360"/>
     </w:sectPr>
@@ -911,6 +776,9 @@
     <w:name w:val="Normal"/>
     <w:qFormat/>
     <w:rsid w:val="00FC693F"/>
+    <w:pPr>
+      <w:spacing w:line="240" w:lineRule="auto" w:before="0" w:after="120"/>
+    </w:pPr>
     <w:rPr>
       <w:rFonts w:ascii="Calibri" w:hAnsi="Calibri"/>
       <w:sz w:val="22"/>

--- a/backend/legal_docs/10-sliding-scale-scholarship-terms.docx
+++ b/backend/legal_docs/10-sliding-scale-scholarship-terms.docx
@@ -105,7 +105,7 @@
           <w:i/>
           <w:color w:val="7C5316"/>
         </w:rPr>
-        <w:t>Executive Director: James Reagan · Contact: legal@birthright.live</w:t>
+        <w:t>Executive Director: Amanda Reagan · Contact: legal@birthright.live</w:t>
       </w:r>
     </w:p>
     <w:p>
